--- a/3th course/МИЭП/отчет_контрольная.docx
+++ b/3th course/МИЭП/отчет_контрольная.docx
@@ -4,85 +4,202 @@
   <w:body>
     <w:p>
       <w:pPr>
-        <w:pStyle w:val="ac"/>
-        <w:spacing w:line="360" w:lineRule="auto"/>
+        <w:widowControl w:val="0"/>
+        <w:ind w:left="-284"/>
         <w:jc w:val="center"/>
         <w:rPr>
-          <w:color w:val="000000"/>
           <w:sz w:val="28"/>
           <w:szCs w:val="28"/>
+          <w:lang w:eastAsia="ru-RU"/>
         </w:rPr>
       </w:pPr>
       <w:r>
         <w:rPr>
-          <w:color w:val="000000"/>
           <w:sz w:val="28"/>
           <w:szCs w:val="28"/>
-        </w:rPr>
-        <w:t>МИНИСТЕРСТВО ОБРАЗОВАНИЯ И НАУКИ РОССИЙСКОЙ ФЕДЕРАЦИИ ФГБОУ ВО «ОРЛОВСКИЙ ГОСУДАРСТВЕННЫЙ УНИВЕРСИТЕТ ИМЕНИ И.С.ТУРГЕНЕВА»</w:t>
+          <w:lang w:eastAsia="ru-RU"/>
+        </w:rPr>
+        <w:t xml:space="preserve">МИНИСТЕРСТВО НАУКИ И ВЫСШЕГО ОБРАЗОВАНИЯ </w:t>
       </w:r>
     </w:p>
     <w:p>
       <w:pPr>
-        <w:pStyle w:val="ac"/>
-        <w:spacing w:line="360" w:lineRule="auto"/>
-        <w:rPr>
-          <w:color w:val="000000"/>
+        <w:widowControl w:val="0"/>
+        <w:ind w:left="-284"/>
+        <w:jc w:val="center"/>
+        <w:rPr>
           <w:sz w:val="28"/>
           <w:szCs w:val="28"/>
+          <w:lang w:eastAsia="ru-RU"/>
+        </w:rPr>
+      </w:pPr>
+      <w:r>
+        <w:rPr>
+          <w:sz w:val="28"/>
+          <w:szCs w:val="28"/>
+          <w:lang w:eastAsia="ru-RU"/>
+        </w:rPr>
+        <w:t xml:space="preserve">РОССИЙСКОЙ ФЕДЕРАЦИИ </w:t>
+      </w:r>
+    </w:p>
+    <w:p>
+      <w:pPr>
+        <w:widowControl w:val="0"/>
+        <w:ind w:left="-284"/>
+        <w:jc w:val="center"/>
+        <w:rPr>
+          <w:sz w:val="28"/>
+          <w:szCs w:val="28"/>
+          <w:lang w:eastAsia="ru-RU"/>
+        </w:rPr>
+      </w:pPr>
+      <w:r>
+        <w:rPr>
+          <w:sz w:val="28"/>
+          <w:szCs w:val="28"/>
+          <w:lang w:eastAsia="ru-RU"/>
+        </w:rPr>
+        <w:t xml:space="preserve">ФЕДЕРАЛЬНОЕ ГОСУДАРСТВЕННОЕ БЮДЖЕТНОЕ </w:t>
+      </w:r>
+    </w:p>
+    <w:p>
+      <w:pPr>
+        <w:widowControl w:val="0"/>
+        <w:ind w:left="-284"/>
+        <w:jc w:val="center"/>
+        <w:rPr>
+          <w:sz w:val="28"/>
+          <w:szCs w:val="28"/>
+          <w:lang w:eastAsia="ru-RU"/>
+        </w:rPr>
+      </w:pPr>
+      <w:r>
+        <w:rPr>
+          <w:sz w:val="28"/>
+          <w:szCs w:val="28"/>
+          <w:lang w:eastAsia="ru-RU"/>
+        </w:rPr>
+        <w:t xml:space="preserve">ОБРАЗОВАТЕЛЬНОЕ УЧРЕЖДЕНИЕ ВЫСШЕГО ОБРАЗОВАНИЯ </w:t>
+      </w:r>
+    </w:p>
+    <w:p>
+      <w:pPr>
+        <w:widowControl w:val="0"/>
+        <w:ind w:left="-284"/>
+        <w:jc w:val="center"/>
+        <w:rPr>
+          <w:sz w:val="28"/>
+          <w:szCs w:val="28"/>
+          <w:lang w:eastAsia="ru-RU"/>
+        </w:rPr>
+      </w:pPr>
+      <w:r>
+        <w:rPr>
+          <w:sz w:val="28"/>
+          <w:szCs w:val="28"/>
+          <w:lang w:eastAsia="ru-RU"/>
+        </w:rPr>
+        <w:t>«ОРЛОВСКИЙ ГОСУДАРСТВЕННЫЙ УНИВЕРСИТЕТ</w:t>
+      </w:r>
+    </w:p>
+    <w:p>
+      <w:pPr>
+        <w:widowControl w:val="0"/>
+        <w:ind w:left="-284"/>
+        <w:jc w:val="center"/>
+        <w:rPr>
+          <w:sz w:val="28"/>
+          <w:szCs w:val="28"/>
+          <w:lang w:eastAsia="ru-RU"/>
+        </w:rPr>
+      </w:pPr>
+      <w:r>
+        <w:rPr>
+          <w:sz w:val="28"/>
+          <w:szCs w:val="28"/>
+          <w:lang w:eastAsia="ru-RU"/>
+        </w:rPr>
+        <w:t xml:space="preserve">ИМЕНИ </w:t>
+      </w:r>
+      <w:proofErr w:type="gramStart"/>
+      <w:r>
+        <w:rPr>
+          <w:sz w:val="28"/>
+          <w:szCs w:val="28"/>
+          <w:lang w:eastAsia="ru-RU"/>
+        </w:rPr>
+        <w:t>И.С.</w:t>
+      </w:r>
+      <w:proofErr w:type="gramEnd"/>
+      <w:r>
+        <w:rPr>
+          <w:sz w:val="28"/>
+          <w:szCs w:val="28"/>
+          <w:lang w:eastAsia="ru-RU"/>
+        </w:rPr>
+        <w:t xml:space="preserve"> ТУРГЕНЕВА»</w:t>
+      </w:r>
+    </w:p>
+    <w:p>
+      <w:pPr>
+        <w:jc w:val="center"/>
+        <w:rPr>
+          <w:sz w:val="28"/>
         </w:rPr>
       </w:pPr>
     </w:p>
     <w:p>
       <w:pPr>
-        <w:pStyle w:val="ac"/>
-        <w:spacing w:line="360" w:lineRule="auto"/>
-        <w:rPr>
-          <w:color w:val="000000"/>
+        <w:jc w:val="center"/>
+        <w:rPr>
           <w:sz w:val="28"/>
-          <w:szCs w:val="28"/>
         </w:rPr>
       </w:pPr>
     </w:p>
     <w:p>
       <w:pPr>
-        <w:pStyle w:val="ac"/>
-        <w:spacing w:line="360" w:lineRule="auto"/>
         <w:jc w:val="center"/>
         <w:rPr>
-          <w:color w:val="000000"/>
           <w:sz w:val="28"/>
-          <w:szCs w:val="28"/>
         </w:rPr>
       </w:pPr>
       <w:r>
         <w:rPr>
-          <w:color w:val="000000"/>
           <w:sz w:val="28"/>
-          <w:szCs w:val="28"/>
-        </w:rPr>
-        <w:t>Кафедра «Информационные системы и цифровые технологии»</w:t>
+        </w:rPr>
+        <w:t>Кафедра информационных систем и цифровых технологий</w:t>
       </w:r>
     </w:p>
     <w:p>
       <w:pPr>
-        <w:pStyle w:val="ac"/>
-        <w:spacing w:line="360" w:lineRule="auto"/>
-        <w:jc w:val="center"/>
-        <w:rPr>
-          <w:color w:val="000000"/>
+        <w:rPr>
           <w:sz w:val="28"/>
-          <w:szCs w:val="28"/>
+          <w:lang w:val="en-US"/>
         </w:rPr>
       </w:pPr>
     </w:p>
     <w:p>
       <w:pPr>
-        <w:pStyle w:val="ac"/>
-        <w:spacing w:line="360" w:lineRule="auto"/>
         <w:jc w:val="center"/>
         <w:rPr>
-          <w:color w:val="000000"/>
+          <w:b/>
+          <w:sz w:val="28"/>
+          <w:szCs w:val="28"/>
+        </w:rPr>
+      </w:pPr>
+      <w:r>
+        <w:rPr>
+          <w:b/>
+          <w:sz w:val="28"/>
+          <w:szCs w:val="28"/>
+        </w:rPr>
+        <w:t>КОНТРОЛЬНАЯ РАБОТА</w:t>
+      </w:r>
+    </w:p>
+    <w:p>
+      <w:pPr>
+        <w:jc w:val="center"/>
+        <w:rPr>
           <w:sz w:val="28"/>
           <w:szCs w:val="28"/>
         </w:rPr>
@@ -90,332 +207,285 @@
     </w:p>
     <w:p>
       <w:pPr>
-        <w:pStyle w:val="ac"/>
-        <w:jc w:val="center"/>
-        <w:rPr>
-          <w:b/>
-          <w:color w:val="000000"/>
+        <w:spacing w:line="480" w:lineRule="auto"/>
+        <w:jc w:val="both"/>
+        <w:rPr>
           <w:sz w:val="28"/>
-          <w:szCs w:val="28"/>
         </w:rPr>
       </w:pPr>
       <w:r>
         <w:rPr>
-          <w:b/>
-          <w:color w:val="000000"/>
           <w:sz w:val="28"/>
-          <w:szCs w:val="28"/>
-        </w:rPr>
-        <w:t>Отчёт</w:t>
+        </w:rPr>
+        <w:t>по дисциплине «</w:t>
+      </w:r>
+      <w:r>
+        <w:rPr>
+          <w:sz w:val="28"/>
+        </w:rPr>
+        <w:t>Моделирование и исследование экономических процессов</w:t>
+      </w:r>
+      <w:r>
+        <w:rPr>
+          <w:sz w:val="28"/>
+        </w:rPr>
+        <w:t>»</w:t>
       </w:r>
     </w:p>
     <w:p>
       <w:pPr>
-        <w:pStyle w:val="ac"/>
-        <w:jc w:val="center"/>
-        <w:rPr>
-          <w:color w:val="000000"/>
+        <w:spacing w:line="360" w:lineRule="auto"/>
+        <w:rPr>
           <w:sz w:val="28"/>
           <w:szCs w:val="28"/>
         </w:rPr>
       </w:pPr>
       <w:r>
         <w:rPr>
-          <w:color w:val="000000"/>
           <w:sz w:val="28"/>
           <w:szCs w:val="28"/>
         </w:rPr>
-        <w:t xml:space="preserve">по </w:t>
-      </w:r>
-      <w:r>
-        <w:rPr>
-          <w:color w:val="000000"/>
+        <w:t xml:space="preserve">Студент </w:t>
+      </w:r>
+      <w:r>
+        <w:rPr>
           <w:sz w:val="28"/>
           <w:szCs w:val="28"/>
         </w:rPr>
-        <w:t>контрольной работе</w:t>
-      </w:r>
-      <w:r>
-        <w:rPr>
-          <w:color w:val="000000"/>
-          <w:sz w:val="28"/>
-          <w:szCs w:val="28"/>
-        </w:rPr>
-        <w:t xml:space="preserve"> </w:t>
+        <w:t>Королев А. С.</w:t>
       </w:r>
     </w:p>
     <w:p>
       <w:pPr>
-        <w:pStyle w:val="ac"/>
-        <w:jc w:val="center"/>
-        <w:rPr>
-          <w:color w:val="000000"/>
+        <w:spacing w:line="360" w:lineRule="auto"/>
+        <w:rPr>
           <w:sz w:val="28"/>
           <w:szCs w:val="28"/>
         </w:rPr>
       </w:pPr>
       <w:r>
         <w:rPr>
-          <w:color w:val="000000"/>
           <w:sz w:val="28"/>
           <w:szCs w:val="28"/>
         </w:rPr>
-        <w:t xml:space="preserve">по дисциплине </w:t>
-      </w:r>
-      <w:r>
-        <w:rPr>
-          <w:color w:val="000000"/>
+        <w:t xml:space="preserve">Шифр </w:t>
+      </w:r>
+      <w:r>
+        <w:rPr>
           <w:sz w:val="28"/>
           <w:szCs w:val="28"/>
         </w:rPr>
-        <w:t>Моделирование и исследование экономических процессов</w:t>
+        <w:t>220893</w:t>
       </w:r>
     </w:p>
     <w:p>
       <w:pPr>
-        <w:pStyle w:val="ac"/>
         <w:spacing w:line="360" w:lineRule="auto"/>
-        <w:jc w:val="center"/>
-        <w:rPr>
-          <w:color w:val="000000"/>
+        <w:rPr>
           <w:sz w:val="28"/>
           <w:szCs w:val="28"/>
+        </w:rPr>
+      </w:pPr>
+      <w:r>
+        <w:rPr>
+          <w:sz w:val="28"/>
+          <w:szCs w:val="28"/>
+        </w:rPr>
+        <w:t>Институт приборостроения, автоматизации и информационных технологий</w:t>
+      </w:r>
+    </w:p>
+    <w:p>
+      <w:pPr>
+        <w:spacing w:line="360" w:lineRule="auto"/>
+        <w:rPr>
+          <w:sz w:val="28"/>
+        </w:rPr>
+      </w:pPr>
+      <w:r>
+        <w:rPr>
+          <w:sz w:val="28"/>
+        </w:rPr>
+        <w:t>Направление подготовки 09.03.0</w:t>
+      </w:r>
+      <w:r>
+        <w:rPr>
+          <w:sz w:val="28"/>
+        </w:rPr>
+        <w:t>3</w:t>
+      </w:r>
+      <w:r>
+        <w:rPr>
+          <w:sz w:val="28"/>
+        </w:rPr>
+        <w:t xml:space="preserve"> «</w:t>
+      </w:r>
+      <w:r>
+        <w:rPr>
+          <w:sz w:val="28"/>
+        </w:rPr>
+        <w:t>Прикладная информатика</w:t>
+      </w:r>
+      <w:r>
+        <w:rPr>
+          <w:sz w:val="28"/>
+        </w:rPr>
+        <w:t>»</w:t>
+      </w:r>
+    </w:p>
+    <w:p>
+      <w:pPr>
+        <w:spacing w:line="360" w:lineRule="auto"/>
+        <w:rPr>
+          <w:sz w:val="28"/>
+        </w:rPr>
+      </w:pPr>
+      <w:r>
+        <w:rPr>
+          <w:sz w:val="28"/>
+        </w:rPr>
+        <w:t xml:space="preserve">Группа </w:t>
+      </w:r>
+      <w:r>
+        <w:rPr>
+          <w:sz w:val="28"/>
+        </w:rPr>
+        <w:t>3</w:t>
+      </w:r>
+      <w:r>
+        <w:rPr>
+          <w:sz w:val="28"/>
+        </w:rPr>
+        <w:t>1</w:t>
+      </w:r>
+      <w:r>
+        <w:rPr>
+          <w:sz w:val="28"/>
+        </w:rPr>
+        <w:t>ПИ</w:t>
+      </w:r>
+    </w:p>
+    <w:p>
+      <w:pPr>
+        <w:spacing w:after="240" w:line="360" w:lineRule="auto"/>
+        <w:rPr>
+          <w:sz w:val="28"/>
+          <w:szCs w:val="28"/>
+        </w:rPr>
+      </w:pPr>
+      <w:r>
+        <w:rPr>
+          <w:sz w:val="28"/>
+          <w:szCs w:val="28"/>
+        </w:rPr>
+        <w:t xml:space="preserve">Руководитель __________________ </w:t>
+      </w:r>
+      <w:r>
+        <w:rPr>
+          <w:sz w:val="28"/>
+          <w:szCs w:val="28"/>
+        </w:rPr>
+        <w:t>Савина</w:t>
+      </w:r>
+      <w:r>
+        <w:rPr>
+          <w:sz w:val="28"/>
+          <w:szCs w:val="28"/>
+        </w:rPr>
+        <w:t xml:space="preserve"> </w:t>
+      </w:r>
+      <w:r>
+        <w:rPr>
+          <w:sz w:val="28"/>
+          <w:szCs w:val="28"/>
+        </w:rPr>
+        <w:t>О</w:t>
+      </w:r>
+      <w:r>
+        <w:rPr>
+          <w:sz w:val="28"/>
+          <w:szCs w:val="28"/>
+        </w:rPr>
+        <w:t>.</w:t>
+      </w:r>
+      <w:r>
+        <w:rPr>
+          <w:sz w:val="28"/>
+          <w:szCs w:val="28"/>
+          <w:lang w:val="en-US"/>
+        </w:rPr>
+        <w:t xml:space="preserve"> </w:t>
+      </w:r>
+      <w:r>
+        <w:rPr>
+          <w:sz w:val="28"/>
+          <w:szCs w:val="28"/>
+        </w:rPr>
+        <w:t>А</w:t>
+      </w:r>
+      <w:r>
+        <w:rPr>
+          <w:sz w:val="28"/>
+          <w:szCs w:val="28"/>
+        </w:rPr>
+        <w:t>.</w:t>
+      </w:r>
+    </w:p>
+    <w:p>
+      <w:pPr>
+        <w:spacing w:line="360" w:lineRule="auto"/>
+        <w:rPr>
+          <w:sz w:val="28"/>
+          <w:lang w:val="en-US"/>
+        </w:rPr>
+      </w:pPr>
+      <w:r>
+        <w:rPr>
+          <w:sz w:val="28"/>
+        </w:rPr>
+        <w:t>Оценка: «_______________</w:t>
+      </w:r>
+      <w:proofErr w:type="gramStart"/>
+      <w:r>
+        <w:rPr>
+          <w:sz w:val="28"/>
+        </w:rPr>
+        <w:t xml:space="preserve">_»   </w:t>
+      </w:r>
+      <w:proofErr w:type="gramEnd"/>
+      <w:r>
+        <w:rPr>
+          <w:sz w:val="28"/>
+        </w:rPr>
+        <w:t xml:space="preserve">            Дата ______________</w:t>
+      </w:r>
+    </w:p>
+    <w:p>
+      <w:pPr>
+        <w:spacing w:line="360" w:lineRule="auto"/>
+        <w:rPr>
+          <w:sz w:val="28"/>
+          <w:lang w:val="en-US"/>
         </w:rPr>
       </w:pPr>
     </w:p>
     <w:p>
       <w:pPr>
-        <w:pStyle w:val="ac"/>
-        <w:spacing w:before="0" w:beforeAutospacing="0" w:after="0" w:afterAutospacing="0" w:line="360" w:lineRule="auto"/>
-        <w:ind w:firstLine="6299"/>
-        <w:rPr>
-          <w:color w:val="000000"/>
+        <w:jc w:val="center"/>
+        <w:rPr>
           <w:sz w:val="28"/>
-          <w:szCs w:val="28"/>
         </w:rPr>
       </w:pPr>
       <w:r>
         <w:rPr>
-          <w:color w:val="000000"/>
           <w:sz w:val="28"/>
-          <w:szCs w:val="28"/>
-        </w:rPr>
-        <w:t>Работу выполнил:</w:t>
-      </w:r>
-    </w:p>
-    <w:p>
-      <w:pPr>
-        <w:pStyle w:val="ac"/>
-        <w:spacing w:before="0" w:beforeAutospacing="0" w:after="0" w:afterAutospacing="0" w:line="360" w:lineRule="auto"/>
-        <w:ind w:firstLine="6299"/>
-        <w:rPr>
-          <w:color w:val="000000"/>
+        </w:rPr>
+        <w:t>Орел, 202</w:t>
+      </w:r>
+      <w:r>
+        <w:rPr>
           <w:sz w:val="28"/>
-          <w:szCs w:val="28"/>
-        </w:rPr>
-      </w:pPr>
-      <w:r>
-        <w:rPr>
-          <w:color w:val="000000"/>
-          <w:sz w:val="28"/>
-          <w:szCs w:val="28"/>
-        </w:rPr>
-        <w:t>студент группы 31ПИ</w:t>
-      </w:r>
-    </w:p>
-    <w:p>
-      <w:pPr>
-        <w:pStyle w:val="ac"/>
-        <w:spacing w:before="0" w:beforeAutospacing="0" w:after="0" w:afterAutospacing="0" w:line="360" w:lineRule="auto"/>
-        <w:ind w:firstLine="6299"/>
-        <w:rPr>
-          <w:color w:val="000000"/>
-          <w:sz w:val="28"/>
-          <w:szCs w:val="28"/>
-        </w:rPr>
-      </w:pPr>
-      <w:r>
-        <w:rPr>
-          <w:color w:val="000000"/>
-          <w:sz w:val="28"/>
-          <w:szCs w:val="28"/>
-        </w:rPr>
-        <w:t>Королев А. С.</w:t>
-      </w:r>
-    </w:p>
-    <w:p>
-      <w:pPr>
-        <w:pStyle w:val="ac"/>
-        <w:spacing w:before="0" w:beforeAutospacing="0" w:after="0" w:afterAutospacing="0" w:line="360" w:lineRule="auto"/>
-        <w:ind w:firstLine="6299"/>
-        <w:rPr>
-          <w:color w:val="000000"/>
-          <w:sz w:val="28"/>
-          <w:szCs w:val="28"/>
-        </w:rPr>
-      </w:pPr>
-      <w:r>
-        <w:rPr>
-          <w:color w:val="000000"/>
-          <w:sz w:val="28"/>
-          <w:szCs w:val="28"/>
-        </w:rPr>
-        <w:t>Проверил:</w:t>
-      </w:r>
-    </w:p>
-    <w:p>
-      <w:pPr>
-        <w:pStyle w:val="ac"/>
-        <w:spacing w:before="0" w:beforeAutospacing="0" w:after="0" w:afterAutospacing="0" w:line="360" w:lineRule="auto"/>
-        <w:ind w:left="6299"/>
-        <w:rPr>
-          <w:color w:val="000000"/>
-          <w:sz w:val="28"/>
-          <w:szCs w:val="28"/>
-        </w:rPr>
-      </w:pPr>
-      <w:r>
-        <w:rPr>
-          <w:color w:val="000000"/>
-          <w:sz w:val="28"/>
-          <w:szCs w:val="28"/>
-        </w:rPr>
-        <w:t>д</w:t>
-      </w:r>
-      <w:r>
-        <w:rPr>
-          <w:color w:val="000000"/>
-          <w:sz w:val="28"/>
-          <w:szCs w:val="28"/>
-        </w:rPr>
-        <w:t>.</w:t>
-      </w:r>
-      <w:r>
-        <w:rPr>
-          <w:color w:val="000000"/>
-          <w:sz w:val="28"/>
-          <w:szCs w:val="28"/>
-        </w:rPr>
-        <w:t>э</w:t>
-      </w:r>
-      <w:r>
-        <w:rPr>
-          <w:color w:val="000000"/>
-          <w:sz w:val="28"/>
-          <w:szCs w:val="28"/>
-        </w:rPr>
-        <w:t>.н.</w:t>
-      </w:r>
-    </w:p>
-    <w:p>
-      <w:pPr>
-        <w:pStyle w:val="ac"/>
-        <w:spacing w:before="0" w:beforeAutospacing="0" w:after="0" w:afterAutospacing="0" w:line="360" w:lineRule="auto"/>
-        <w:ind w:firstLine="6299"/>
-        <w:rPr>
-          <w:color w:val="000000"/>
-          <w:sz w:val="28"/>
-          <w:szCs w:val="28"/>
-        </w:rPr>
-      </w:pPr>
-      <w:r>
-        <w:rPr>
-          <w:color w:val="000000"/>
-          <w:sz w:val="28"/>
-          <w:szCs w:val="28"/>
-        </w:rPr>
-        <w:t>Савина</w:t>
-      </w:r>
-      <w:r>
-        <w:rPr>
-          <w:color w:val="000000"/>
-          <w:sz w:val="28"/>
-          <w:szCs w:val="28"/>
-        </w:rPr>
-        <w:t xml:space="preserve"> </w:t>
-      </w:r>
-      <w:r>
-        <w:rPr>
-          <w:color w:val="000000"/>
-          <w:sz w:val="28"/>
-          <w:szCs w:val="28"/>
-        </w:rPr>
-        <w:t>О. А.</w:t>
-      </w:r>
-    </w:p>
-    <w:p>
-      <w:pPr>
-        <w:pStyle w:val="ac"/>
-        <w:spacing w:before="0" w:beforeAutospacing="0" w:after="0" w:afterAutospacing="0" w:line="360" w:lineRule="auto"/>
-        <w:rPr>
-          <w:color w:val="000000"/>
-          <w:sz w:val="28"/>
-          <w:szCs w:val="28"/>
-        </w:rPr>
-      </w:pPr>
-    </w:p>
-    <w:p>
-      <w:pPr>
-        <w:pStyle w:val="ac"/>
-        <w:spacing w:before="0" w:beforeAutospacing="0" w:after="0" w:afterAutospacing="0" w:line="360" w:lineRule="auto"/>
-        <w:rPr>
-          <w:color w:val="000000"/>
-          <w:sz w:val="28"/>
-          <w:szCs w:val="28"/>
-        </w:rPr>
-      </w:pPr>
-    </w:p>
-    <w:p>
-      <w:pPr>
-        <w:pStyle w:val="ac"/>
-        <w:spacing w:before="0" w:beforeAutospacing="0" w:after="0" w:afterAutospacing="0" w:line="360" w:lineRule="auto"/>
-        <w:rPr>
-          <w:color w:val="000000"/>
-          <w:sz w:val="28"/>
-          <w:szCs w:val="28"/>
-        </w:rPr>
-      </w:pPr>
-    </w:p>
-    <w:p>
-      <w:pPr>
-        <w:pStyle w:val="ac"/>
-        <w:spacing w:before="0" w:beforeAutospacing="0" w:after="0" w:afterAutospacing="0" w:line="360" w:lineRule="auto"/>
-        <w:rPr>
-          <w:color w:val="000000"/>
-          <w:sz w:val="28"/>
-          <w:szCs w:val="28"/>
-        </w:rPr>
-      </w:pPr>
-    </w:p>
-    <w:p>
-      <w:pPr>
-        <w:pStyle w:val="ac"/>
-        <w:spacing w:before="0" w:beforeAutospacing="0" w:after="0" w:afterAutospacing="0" w:line="360" w:lineRule="auto"/>
-        <w:rPr>
-          <w:color w:val="000000"/>
-          <w:sz w:val="28"/>
-          <w:szCs w:val="28"/>
-        </w:rPr>
-      </w:pPr>
-    </w:p>
-    <w:p>
-      <w:pPr>
-        <w:pStyle w:val="ac"/>
-        <w:spacing w:line="360" w:lineRule="auto"/>
-        <w:jc w:val="center"/>
-        <w:rPr>
-          <w:color w:val="000000"/>
-          <w:sz w:val="28"/>
-          <w:szCs w:val="28"/>
-        </w:rPr>
-      </w:pPr>
-      <w:r>
-        <w:rPr>
-          <w:color w:val="000000"/>
-          <w:sz w:val="28"/>
-          <w:szCs w:val="28"/>
-        </w:rPr>
-        <w:t>Орёл, 2025</w:t>
+        </w:rPr>
+        <w:t>5</w:t>
       </w:r>
     </w:p>
     <w:p>
@@ -488,6 +558,9 @@
     </w:p>
     <w:p>
       <w:r>
+        <w:rPr>
+          <w:noProof/>
+        </w:rPr>
         <w:drawing>
           <wp:inline distT="0" distB="0" distL="0" distR="0" wp14:anchorId="6ACD8048" wp14:editId="28337E73">
             <wp:extent cx="3235387" cy="2159726"/>
@@ -532,6 +605,9 @@
     </w:p>
     <w:p>
       <w:r>
+        <w:rPr>
+          <w:noProof/>
+        </w:rPr>
         <w:drawing>
           <wp:inline distT="0" distB="0" distL="0" distR="0" wp14:anchorId="4A65C08F" wp14:editId="0011FC03">
             <wp:extent cx="4153988" cy="2007502"/>
@@ -576,6 +652,9 @@
     </w:p>
     <w:p>
       <w:r>
+        <w:rPr>
+          <w:noProof/>
+        </w:rPr>
         <w:drawing>
           <wp:inline distT="0" distB="0" distL="0" distR="0" wp14:anchorId="2216ED79" wp14:editId="3C923AFF">
             <wp:extent cx="5940425" cy="1576070"/>
@@ -759,7 +838,10 @@
         <w:rPr>
           <w:lang w:val="en-US"/>
         </w:rPr>
-        <w:t xml:space="preserve">e </w:t>
+        <w:t>e</w:t>
+      </w:r>
+      <w:r>
+        <w:t xml:space="preserve"> </w:t>
       </w:r>
       <w:r>
         <w:t>и ее последующие расчеты</w:t>
@@ -771,6 +853,9 @@
         <w:t xml:space="preserve"> </w:t>
       </w:r>
       <w:r>
+        <w:rPr>
+          <w:noProof/>
+        </w:rPr>
         <w:drawing>
           <wp:inline distT="0" distB="0" distL="0" distR="0" wp14:anchorId="4C695F7B" wp14:editId="75BA1898">
             <wp:extent cx="5940425" cy="1264285"/>
@@ -959,6 +1044,9 @@
     </w:p>
     <w:p>
       <w:r>
+        <w:rPr>
+          <w:noProof/>
+        </w:rPr>
         <w:lastRenderedPageBreak/>
         <w:drawing>
           <wp:inline distT="0" distB="0" distL="0" distR="0" wp14:anchorId="409CE7A3" wp14:editId="4060B331">
@@ -1004,6 +1092,9 @@
     </w:p>
     <w:p>
       <w:r>
+        <w:rPr>
+          <w:noProof/>
+        </w:rPr>
         <w:drawing>
           <wp:inline distT="0" distB="0" distL="0" distR="0" wp14:anchorId="14036322" wp14:editId="100A4F95">
             <wp:extent cx="4032068" cy="1200020"/>
@@ -2689,6 +2780,9 @@
     </w:p>
     <w:p>
       <w:r>
+        <w:rPr>
+          <w:noProof/>
+        </w:rPr>
         <w:drawing>
           <wp:inline distT="0" distB="0" distL="0" distR="0" wp14:anchorId="1DF7767D" wp14:editId="073A3A19">
             <wp:extent cx="5940425" cy="1486535"/>
@@ -2733,6 +2827,9 @@
     </w:p>
     <w:p>
       <w:r>
+        <w:rPr>
+          <w:noProof/>
+        </w:rPr>
         <w:drawing>
           <wp:inline distT="0" distB="0" distL="0" distR="0" wp14:anchorId="608D28AB" wp14:editId="6BAB5B91">
             <wp:extent cx="5940425" cy="2062480"/>
@@ -2777,6 +2874,9 @@
     </w:p>
     <w:p>
       <w:r>
+        <w:rPr>
+          <w:noProof/>
+        </w:rPr>
         <w:drawing>
           <wp:inline distT="0" distB="0" distL="0" distR="0" wp14:anchorId="6378ACE3" wp14:editId="344251BB">
             <wp:extent cx="5940425" cy="2272665"/>
